--- a/EXPORTS/DOCX/published/niveau3/English/UniversiteitsbibliotheekLeiden.docx
+++ b/EXPORTS/DOCX/published/niveau3/English/UniversiteitsbibliotheekLeiden.docx
@@ -599,35 +599,7 @@
           <w:sz w:val="24"/>
           <w:u w:val="single"/>
         </w:rPr>
-        <w:hyperlink r:id="rId11" w:history="1">
-          <w:r>
-            <w:rPr>
-              <w:rStyle w:val="Hyperlink"/>
-            </w:rPr>
-            <w:t>Royal</w:t>
-          </w:r>
-        </w:hyperlink>
-      </w:r>
-      <w:r>
-        <w:rPr>
-          <w:rFonts w:ascii="Charis SIL Regular" w:hAnsi="Charis SIL Regular" w:eastAsia="Charis SIL Regular"/>
-          <w:b w:val="0"/>
-          <w:i w:val="0"/>
-          <w:color w:val="0000FF"/>
-          <w:sz w:val="24"/>
-          <w:u w:val="single"/>
-        </w:rPr>
-        <w:t xml:space="preserve"> </w:t>
-      </w:r>
-      <w:r>
-        <w:rPr>
-          <w:rFonts w:ascii="Charis SIL Regular" w:hAnsi="Charis SIL Regular" w:eastAsia="Charis SIL Regular"/>
-          <w:b w:val="0"/>
-          <w:i w:val="0"/>
-          <w:color w:val="0000FF"/>
-          <w:sz w:val="24"/>
-        </w:rPr>
-        <w:t>Netherlands Instit</w:t>
+        <w:t>Royal Netherlands Instit</w:t>
       </w:r>
       <w:r>
         <w:rPr>
@@ -667,7 +639,7 @@
           <w:sz w:val="24"/>
           <w:u w:val="single"/>
         </w:rPr>
-        <w:hyperlink r:id="rId10" w:history="1">
+        <w:hyperlink r:id="rId11" w:history="1">
           <w:r>
             <w:rPr>
               <w:rStyle w:val="Hyperlink"/>
@@ -743,7 +715,7 @@
           <w:sz w:val="24"/>
           <w:u w:val="single"/>
         </w:rPr>
-        <w:hyperlink r:id="rId10" w:history="1">
+        <w:hyperlink r:id="rId11" w:history="1">
           <w:r>
             <w:rPr>
               <w:rStyle w:val="Hyperlink"/>
@@ -761,7 +733,7 @@
           <w:sz w:val="24"/>
           <w:u w:val="single"/>
         </w:rPr>
-        <w:hyperlink r:id="rId10" w:history="1">
+        <w:hyperlink r:id="rId11" w:history="1">
           <w:r>
             <w:rPr>
               <w:rStyle w:val="Hyperlink"/>
@@ -779,7 +751,7 @@
           <w:sz w:val="24"/>
           <w:u w:val="single"/>
         </w:rPr>
-        <w:hyperlink r:id="rId10" w:history="1">
+        <w:hyperlink r:id="rId11" w:history="1">
           <w:r>
             <w:rPr>
               <w:rStyle w:val="Hyperlink"/>
@@ -855,7 +827,7 @@
           <w:sz w:val="24"/>
           <w:u w:val="single"/>
         </w:rPr>
-        <w:hyperlink r:id="rId10" w:history="1">
+        <w:hyperlink r:id="rId11" w:history="1">
           <w:r>
             <w:rPr>
               <w:rStyle w:val="Hyperlink"/>
@@ -1027,24 +999,7 @@
           <w:color w:val="000000"/>
           <w:sz w:val="24"/>
         </w:rPr>
-        <w:hyperlink r:id="rId11" w:history="1">
-          <w:r>
-            <w:rPr>
-              <w:rStyle w:val="Hyperlink"/>
-            </w:rPr>
-            <w:t xml:space="preserve">ry of the </w:t>
-          </w:r>
-        </w:hyperlink>
-      </w:r>
-      <w:r>
-        <w:rPr>
-          <w:rFonts w:ascii="Charis SIL Regular" w:hAnsi="Charis SIL Regular" w:eastAsia="Charis SIL Regular"/>
-          <w:b w:val="0"/>
-          <w:i w:val="0"/>
-          <w:color w:val="000000"/>
-          <w:sz w:val="24"/>
-        </w:rPr>
-        <w:t>N</w:t>
+        <w:t>ry of the N</w:t>
       </w:r>
       <w:r>
         <w:rPr>
@@ -1073,32 +1028,7 @@
           <w:color w:val="000000"/>
           <w:sz w:val="24"/>
         </w:rPr>
-        <w:hyperlink r:id="rId11" w:history="1">
-          <w:r>
-            <w:rPr>
-              <w:rStyle w:val="Hyperlink"/>
-            </w:rPr>
-            <w:t>l</w:t>
-          </w:r>
-        </w:hyperlink>
-      </w:r>
-      <w:r>
-        <w:rPr>
-          <w:u w:val="single" w:color="0000ff"/>
-          <w:rFonts w:ascii="Charis SIL Regular" w:hAnsi="Charis SIL Regular" w:eastAsia="Charis SIL Regular"/>
-          <w:b w:val="0"/>
-          <w:i w:val="0"/>
-          <w:color w:val="000000"/>
-          <w:sz w:val="24"/>
-        </w:rPr>
-        <w:hyperlink r:id="rId11" w:history="1">
-          <w:r>
-            <w:rPr>
-              <w:rStyle w:val="Hyperlink"/>
-            </w:rPr>
-            <w:t>and</w:t>
-          </w:r>
-        </w:hyperlink>
+        <w:t>land</w:t>
       </w:r>
       <w:r>
         <w:rPr>
@@ -1512,6 +1442,23 @@
       </w:r>
       <w:r>
         <w:rPr>
+          <w:rFonts w:ascii="Charis SIL Regular" w:hAnsi="Charis SIL Regular" w:eastAsia="Charis SIL Regular"/>
+          <w:b w:val="0"/>
+          <w:i w:val="0"/>
+          <w:color w:val="000000"/>
+          <w:sz w:val="24"/>
+        </w:rPr>
+        <w:hyperlink r:id="rId14" w:history="1">
+          <w:r>
+            <w:rPr>
+              <w:rStyle w:val="Hyperlink"/>
+            </w:rPr>
+            <w:t>d</w:t>
+          </w:r>
+        </w:hyperlink>
+      </w:r>
+      <w:r>
+        <w:rPr>
           <w:u w:val="single" w:color="0000ff"/>
           <w:rFonts w:ascii="Charis SIL Regular" w:hAnsi="Charis SIL Regular" w:eastAsia="Charis SIL Regular"/>
           <w:b w:val="0"/>
@@ -1519,7 +1466,7 @@
           <w:color w:val="000000"/>
           <w:sz w:val="24"/>
         </w:rPr>
-        <w:t>d</w:t>
+        <w:t xml:space="preserve"> </w:t>
       </w:r>
       <w:r>
         <w:rPr>
@@ -1529,7 +1476,7 @@
           <w:color w:val="000000"/>
           <w:sz w:val="24"/>
         </w:rPr>
-        <w:t xml:space="preserve"> them. Besides </w:t>
+        <w:t xml:space="preserve">them. Besides </w:t>
       </w:r>
       <w:r>
         <w:rPr>
@@ -1667,7 +1614,50 @@
           <w:color w:val="000000"/>
           <w:sz w:val="24"/>
         </w:rPr>
-        <w:t xml:space="preserve">aterial. Various </w:t>
+        <w:hyperlink r:id="rId15" w:history="1">
+          <w:r>
+            <w:rPr>
+              <w:rStyle w:val="Hyperlink"/>
+            </w:rPr>
+            <w:t>aterial</w:t>
+          </w:r>
+        </w:hyperlink>
+      </w:r>
+      <w:r>
+        <w:rPr>
+          <w:u w:val="single" w:color="0000ff"/>
+          <w:rFonts w:ascii="Charis SIL Regular" w:hAnsi="Charis SIL Regular" w:eastAsia="Charis SIL Regular"/>
+          <w:b w:val="0"/>
+          <w:i w:val="0"/>
+          <w:color w:val="000000"/>
+          <w:sz w:val="24"/>
+        </w:rPr>
+        <w:hyperlink r:id="rId15" w:history="1">
+          <w:r>
+            <w:rPr>
+              <w:rStyle w:val="Hyperlink"/>
+            </w:rPr>
+            <w:t>.</w:t>
+          </w:r>
+        </w:hyperlink>
+      </w:r>
+      <w:r>
+        <w:rPr>
+          <w:u w:val="single" w:color="0000ff"/>
+          <w:rFonts w:ascii="Charis SIL Regular" w:hAnsi="Charis SIL Regular" w:eastAsia="Charis SIL Regular"/>
+          <w:b w:val="0"/>
+          <w:i w:val="0"/>
+          <w:color w:val="000000"/>
+          <w:sz w:val="24"/>
+        </w:rPr>
+        <w:hyperlink r:id="rId15" w:history="1">
+          <w:r>
+            <w:rPr>
+              <w:rStyle w:val="Hyperlink"/>
+            </w:rPr>
+            <w:t xml:space="preserve"> Various </w:t>
+          </w:r>
+        </w:hyperlink>
       </w:r>
       <w:r>
         <w:rPr>
@@ -1763,7 +1753,14 @@
           <w:color w:val="000000"/>
           <w:sz w:val="24"/>
         </w:rPr>
-        <w:t xml:space="preserve"> be </w:t>
+        <w:hyperlink r:id="rId14" w:history="1">
+          <w:r>
+            <w:rPr>
+              <w:rStyle w:val="Hyperlink"/>
+            </w:rPr>
+            <w:t xml:space="preserve"> be </w:t>
+          </w:r>
+        </w:hyperlink>
       </w:r>
       <w:r>
         <w:rPr>
@@ -2731,9 +2728,8 @@
           <w:i w:val="0"/>
           <w:color w:val="0000FF"/>
           <w:sz w:val="24"/>
-          <w:u w:val="single"/>
         </w:rPr>
-        <w:t>ic research in colonised territorie</w:t>
+        <w:t>i</w:t>
       </w:r>
       <w:r>
         <w:rPr>
@@ -2742,8 +2738,9 @@
           <w:i w:val="0"/>
           <w:color w:val="0000FF"/>
           <w:sz w:val="24"/>
+          <w:u w:val="single"/>
         </w:rPr>
-        <w:t>s</w:t>
+        <w:t>c research in colonised territories</w:t>
       </w:r>
       <w:r>
         <w:br/>

--- a/EXPORTS/DOCX/published/niveau3/English/UniversiteitsbibliotheekLeiden.docx
+++ b/EXPORTS/DOCX/published/niveau3/English/UniversiteitsbibliotheekLeiden.docx
@@ -599,7 +599,35 @@
           <w:sz w:val="24"/>
           <w:u w:val="single"/>
         </w:rPr>
-        <w:t>Royal Netherlands Instit</w:t>
+        <w:hyperlink r:id="rId11" w:history="1">
+          <w:r>
+            <w:rPr>
+              <w:rStyle w:val="Hyperlink"/>
+            </w:rPr>
+            <w:t>Royal</w:t>
+          </w:r>
+        </w:hyperlink>
+      </w:r>
+      <w:r>
+        <w:rPr>
+          <w:rFonts w:ascii="Charis SIL Regular" w:hAnsi="Charis SIL Regular" w:eastAsia="Charis SIL Regular"/>
+          <w:b w:val="0"/>
+          <w:i w:val="0"/>
+          <w:color w:val="0000FF"/>
+          <w:sz w:val="24"/>
+          <w:u w:val="single"/>
+        </w:rPr>
+        <w:t xml:space="preserve"> </w:t>
+      </w:r>
+      <w:r>
+        <w:rPr>
+          <w:rFonts w:ascii="Charis SIL Regular" w:hAnsi="Charis SIL Regular" w:eastAsia="Charis SIL Regular"/>
+          <w:b w:val="0"/>
+          <w:i w:val="0"/>
+          <w:color w:val="0000FF"/>
+          <w:sz w:val="24"/>
+        </w:rPr>
+        <w:t>Netherlands Instit</w:t>
       </w:r>
       <w:r>
         <w:rPr>
@@ -639,7 +667,7 @@
           <w:sz w:val="24"/>
           <w:u w:val="single"/>
         </w:rPr>
-        <w:hyperlink r:id="rId11" w:history="1">
+        <w:hyperlink r:id="rId10" w:history="1">
           <w:r>
             <w:rPr>
               <w:rStyle w:val="Hyperlink"/>
@@ -715,7 +743,7 @@
           <w:sz w:val="24"/>
           <w:u w:val="single"/>
         </w:rPr>
-        <w:hyperlink r:id="rId11" w:history="1">
+        <w:hyperlink r:id="rId10" w:history="1">
           <w:r>
             <w:rPr>
               <w:rStyle w:val="Hyperlink"/>
@@ -733,7 +761,7 @@
           <w:sz w:val="24"/>
           <w:u w:val="single"/>
         </w:rPr>
-        <w:hyperlink r:id="rId11" w:history="1">
+        <w:hyperlink r:id="rId10" w:history="1">
           <w:r>
             <w:rPr>
               <w:rStyle w:val="Hyperlink"/>
@@ -751,7 +779,7 @@
           <w:sz w:val="24"/>
           <w:u w:val="single"/>
         </w:rPr>
-        <w:hyperlink r:id="rId11" w:history="1">
+        <w:hyperlink r:id="rId10" w:history="1">
           <w:r>
             <w:rPr>
               <w:rStyle w:val="Hyperlink"/>
@@ -827,7 +855,7 @@
           <w:sz w:val="24"/>
           <w:u w:val="single"/>
         </w:rPr>
-        <w:hyperlink r:id="rId11" w:history="1">
+        <w:hyperlink r:id="rId10" w:history="1">
           <w:r>
             <w:rPr>
               <w:rStyle w:val="Hyperlink"/>
@@ -999,7 +1027,24 @@
           <w:color w:val="000000"/>
           <w:sz w:val="24"/>
         </w:rPr>
-        <w:t>ry of the N</w:t>
+        <w:hyperlink r:id="rId11" w:history="1">
+          <w:r>
+            <w:rPr>
+              <w:rStyle w:val="Hyperlink"/>
+            </w:rPr>
+            <w:t xml:space="preserve">ry of the </w:t>
+          </w:r>
+        </w:hyperlink>
+      </w:r>
+      <w:r>
+        <w:rPr>
+          <w:rFonts w:ascii="Charis SIL Regular" w:hAnsi="Charis SIL Regular" w:eastAsia="Charis SIL Regular"/>
+          <w:b w:val="0"/>
+          <w:i w:val="0"/>
+          <w:color w:val="000000"/>
+          <w:sz w:val="24"/>
+        </w:rPr>
+        <w:t>N</w:t>
       </w:r>
       <w:r>
         <w:rPr>
@@ -1028,7 +1073,32 @@
           <w:color w:val="000000"/>
           <w:sz w:val="24"/>
         </w:rPr>
-        <w:t>land</w:t>
+        <w:hyperlink r:id="rId11" w:history="1">
+          <w:r>
+            <w:rPr>
+              <w:rStyle w:val="Hyperlink"/>
+            </w:rPr>
+            <w:t>l</w:t>
+          </w:r>
+        </w:hyperlink>
+      </w:r>
+      <w:r>
+        <w:rPr>
+          <w:u w:val="single" w:color="0000ff"/>
+          <w:rFonts w:ascii="Charis SIL Regular" w:hAnsi="Charis SIL Regular" w:eastAsia="Charis SIL Regular"/>
+          <w:b w:val="0"/>
+          <w:i w:val="0"/>
+          <w:color w:val="000000"/>
+          <w:sz w:val="24"/>
+        </w:rPr>
+        <w:hyperlink r:id="rId11" w:history="1">
+          <w:r>
+            <w:rPr>
+              <w:rStyle w:val="Hyperlink"/>
+            </w:rPr>
+            <w:t>and</w:t>
+          </w:r>
+        </w:hyperlink>
       </w:r>
       <w:r>
         <w:rPr>
@@ -2210,71 +2280,7 @@
           <w:color w:val="000000"/>
           <w:sz w:val="24"/>
         </w:rPr>
-        <w:t>types of m</w:t>
-      </w:r>
-      <w:r>
-        <w:rPr>
-          <w:u w:val="single" w:color="0000ff"/>
-          <w:rFonts w:ascii="Charis SIL Regular" w:hAnsi="Charis SIL Regular" w:eastAsia="Charis SIL Regular"/>
-          <w:b w:val="0"/>
-          <w:i w:val="0"/>
-          <w:color w:val="000000"/>
-          <w:sz w:val="24"/>
-        </w:rPr>
-        <w:hyperlink r:id="rId15" w:history="1">
-          <w:r>
-            <w:rPr>
-              <w:rStyle w:val="Hyperlink"/>
-            </w:rPr>
-            <w:t>aterial</w:t>
-          </w:r>
-        </w:hyperlink>
-      </w:r>
-      <w:r>
-        <w:rPr>
-          <w:u w:val="single" w:color="0000ff"/>
-          <w:rFonts w:ascii="Charis SIL Regular" w:hAnsi="Charis SIL Regular" w:eastAsia="Charis SIL Regular"/>
-          <w:b w:val="0"/>
-          <w:i w:val="0"/>
-          <w:color w:val="000000"/>
-          <w:sz w:val="24"/>
-        </w:rPr>
-        <w:hyperlink r:id="rId15" w:history="1">
-          <w:r>
-            <w:rPr>
-              <w:rStyle w:val="Hyperlink"/>
-            </w:rPr>
-            <w:t>.</w:t>
-          </w:r>
-        </w:hyperlink>
-      </w:r>
-      <w:r>
-        <w:rPr>
-          <w:u w:val="single" w:color="0000ff"/>
-          <w:rFonts w:ascii="Charis SIL Regular" w:hAnsi="Charis SIL Regular" w:eastAsia="Charis SIL Regular"/>
-          <w:b w:val="0"/>
-          <w:i w:val="0"/>
-          <w:color w:val="000000"/>
-          <w:sz w:val="24"/>
-        </w:rPr>
-        <w:hyperlink r:id="rId15" w:history="1">
-          <w:r>
-            <w:rPr>
-              <w:rStyle w:val="Hyperlink"/>
-            </w:rPr>
-            <w:t xml:space="preserve"> To facilit</w:t>
-          </w:r>
-        </w:hyperlink>
-      </w:r>
-      <w:r>
-        <w:rPr>
-          <w:rFonts w:ascii="Charis SIL Regular" w:hAnsi="Charis SIL Regular" w:eastAsia="Charis SIL Regular"/>
-          <w:b w:val="0"/>
-          <w:i w:val="0"/>
-          <w:color w:val="000000"/>
-          <w:sz w:val="24"/>
-        </w:rPr>
-        <w:t xml:space="preserve">ate your search, various </w:t>
+        <w:t xml:space="preserve">types of material. To facilitate your search, various </w:t>
       </w:r>
       <w:r>
         <w:rPr>
@@ -2728,8 +2734,9 @@
           <w:i w:val="0"/>
           <w:color w:val="0000FF"/>
           <w:sz w:val="24"/>
+          <w:u w:val="single"/>
         </w:rPr>
-        <w:t>i</w:t>
+        <w:t>ic research in colonised territorie</w:t>
       </w:r>
       <w:r>
         <w:rPr>
@@ -2738,9 +2745,8 @@
           <w:i w:val="0"/>
           <w:color w:val="0000FF"/>
           <w:sz w:val="24"/>
-          <w:u w:val="single"/>
         </w:rPr>
-        <w:t>c research in colonised territories</w:t>
+        <w:t>s</w:t>
       </w:r>
       <w:r>
         <w:br/>
